--- a/zht/docx/057.content.docx
+++ b/zht/docx/057.content.docx
@@ -486,18 +486,12 @@
           <w:lang w:val="zh_TW" w:bidi="zh_TW"/>
         </w:rPr>
       </w:r>
-      <w:hyperlink r:id="rId13">
-        <w:r>
-          <w:rPr>
-            <w:lang w:val="zh_TW" w:bidi="zh_TW"/>
-          </w:rPr>
-          <w:rPr>
-            <w:color w:val="0000EE"/>
-            <w:u w:val="single"/>
-          </w:rPr>
-          <w:t>雅各書2:19</w:t>
-        </w:r>
-      </w:hyperlink>
+      <w:r>
+        <w:rPr>
+          <w:lang w:val="zh_TW" w:bidi="zh_TW"/>
+        </w:rPr>
+        <w:t>雅各書2:19</w:t>
+      </w:r>
     </w:p>
     <w:p>
       <w:pPr>
@@ -510,18 +504,12 @@
           <w:lang w:val="zh_TW" w:bidi="zh_TW"/>
         </w:rPr>
       </w:r>
-      <w:hyperlink r:id="rId14">
-        <w:r>
-          <w:rPr>
-            <w:lang w:val="zh_TW" w:bidi="zh_TW"/>
-          </w:rPr>
-          <w:rPr>
-            <w:color w:val="0000EE"/>
-            <w:u w:val="single"/>
-          </w:rPr>
-          <w:t>雅各書3:15</w:t>
-        </w:r>
-      </w:hyperlink>
+      <w:r>
+        <w:rPr>
+          <w:lang w:val="zh_TW" w:bidi="zh_TW"/>
+        </w:rPr>
+        <w:t>雅各書3:15</w:t>
+      </w:r>
     </w:p>
     <w:p>
       <w:pPr>
@@ -534,18 +522,12 @@
           <w:lang w:val="zh_TW" w:bidi="zh_TW"/>
         </w:rPr>
       </w:r>
-      <w:hyperlink r:id="rId15">
-        <w:r>
-          <w:rPr>
-            <w:lang w:val="zh_TW" w:bidi="zh_TW"/>
-          </w:rPr>
-          <w:rPr>
-            <w:color w:val="0000EE"/>
-            <w:u w:val="single"/>
-          </w:rPr>
-          <w:t>路加福音4:36</w:t>
-        </w:r>
-      </w:hyperlink>
+      <w:r>
+        <w:rPr>
+          <w:lang w:val="zh_TW" w:bidi="zh_TW"/>
+        </w:rPr>
+        <w:t>路加福音4:36</w:t>
+      </w:r>
     </w:p>
     <w:p>
       <w:pPr>
@@ -558,18 +540,12 @@
           <w:lang w:val="zh_TW" w:bidi="zh_TW"/>
         </w:rPr>
       </w:r>
-      <w:hyperlink r:id="rId16">
-        <w:r>
-          <w:rPr>
-            <w:lang w:val="zh_TW" w:bidi="zh_TW"/>
-          </w:rPr>
-          <w:rPr>
-            <w:color w:val="0000EE"/>
-            <w:u w:val="single"/>
-          </w:rPr>
-          <w:t>馬可福音3:22</w:t>
-        </w:r>
-      </w:hyperlink>
+      <w:r>
+        <w:rPr>
+          <w:lang w:val="zh_TW" w:bidi="zh_TW"/>
+        </w:rPr>
+        <w:t>馬可福音3:22</w:t>
+      </w:r>
     </w:p>
     <w:p>
       <w:pPr>
@@ -582,18 +558,12 @@
           <w:lang w:val="zh_TW" w:bidi="zh_TW"/>
         </w:rPr>
       </w:r>
-      <w:hyperlink r:id="rId17">
-        <w:r>
-          <w:rPr>
-            <w:lang w:val="zh_TW" w:bidi="zh_TW"/>
-          </w:rPr>
-          <w:rPr>
-            <w:color w:val="0000EE"/>
-            <w:u w:val="single"/>
-          </w:rPr>
-          <w:t>馬太福音4:24</w:t>
-        </w:r>
-      </w:hyperlink>
+      <w:r>
+        <w:rPr>
+          <w:lang w:val="zh_TW" w:bidi="zh_TW"/>
+        </w:rPr>
+        <w:t>馬太福音4:24</w:t>
+      </w:r>
     </w:p>
     <w:p>
       <w:pPr>
